--- a/word/EU RATE BÁO GIÁ.docx
+++ b/word/EU RATE BÁO GIÁ.docx
@@ -1,6 +1,6 @@
 
 <file path=word/document.xml><?xml version="1.0" encoding="utf-8"?>
-<w:document xmlns:wpc="http://schemas.microsoft.com/office/word/2010/wordprocessingCanvas" xmlns:cx="http://schemas.microsoft.com/office/drawing/2014/chartex" xmlns:cx1="http://schemas.microsoft.com/office/drawing/2015/9/8/chartex" xmlns:cx2="http://schemas.microsoft.com/office/drawing/2015/10/21/chartex" xmlns:cx3="http://schemas.microsoft.com/office/drawing/2016/5/9/chartex" xmlns:cx4="http://schemas.microsoft.com/office/drawing/2016/5/10/chartex" xmlns:cx5="http://schemas.microsoft.com/office/drawing/2016/5/11/chartex" xmlns:cx6="http://schemas.microsoft.com/office/drawing/2016/5/12/chartex" xmlns:cx7="http://schemas.microsoft.com/office/drawing/2016/5/13/chartex" xmlns:cx8="http://schemas.microsoft.com/office/drawing/2016/5/14/chartex" xmlns:mc="http://schemas.openxmlformats.org/markup-compatibility/2006" xmlns:aink="http://schemas.microsoft.com/office/drawing/2016/ink" xmlns:am3d="http://schemas.microsoft.com/office/drawing/2017/model3d" xmlns:o="urn:schemas-microsoft-com:office:office" xmlns:r="http://schemas.openxmlformats.org/officeDocument/2006/relationships" xmlns:m="http://schemas.openxmlformats.org/officeDocument/2006/math" xmlns:v="urn:schemas-microsoft-com:vml" xmlns:wp14="http://schemas.microsoft.com/office/word/2010/wordprocessingDrawing" xmlns:wp="http://schemas.openxmlformats.org/drawingml/2006/wordprocessingDrawing" xmlns:w10="urn:schemas-microsoft-com:office:word" xmlns:w="http://schemas.openxmlformats.org/wordprocessingml/2006/main" xmlns:w14="http://schemas.microsoft.com/office/word/2010/wordml" xmlns:w15="http://schemas.microsoft.com/office/word/2012/wordml" xmlns:w16cex="http://schemas.microsoft.com/office/word/2018/wordml/cex" xmlns:w16cid="http://schemas.microsoft.com/office/word/2016/wordml/cid" xmlns:w16="http://schemas.microsoft.com/office/word/2018/wordml" xmlns:w16sdtdh="http://schemas.microsoft.com/office/word/2020/wordml/sdtdatahash" xmlns:w16se="http://schemas.microsoft.com/office/word/2015/wordml/symex" xmlns:wpg="http://schemas.microsoft.com/office/word/2010/wordprocessingGroup" xmlns:wpi="http://schemas.microsoft.com/office/word/2010/wordprocessingInk" xmlns:wne="http://schemas.microsoft.com/office/word/2006/wordml" xmlns:wps="http://schemas.microsoft.com/office/word/2010/wordprocessingShape" mc:Ignorable="w14 w15 w16se w16cid w16 w16cex w16sdtdh wp14">
+<w:document xmlns:wpc="http://schemas.microsoft.com/office/word/2010/wordprocessingCanvas" xmlns:cx="http://schemas.microsoft.com/office/drawing/2014/chartex" xmlns:cx1="http://schemas.microsoft.com/office/drawing/2015/9/8/chartex" xmlns:cx2="http://schemas.microsoft.com/office/drawing/2015/10/21/chartex" xmlns:cx3="http://schemas.microsoft.com/office/drawing/2016/5/9/chartex" xmlns:cx4="http://schemas.microsoft.com/office/drawing/2016/5/10/chartex" xmlns:cx5="http://schemas.microsoft.com/office/drawing/2016/5/11/chartex" xmlns:cx6="http://schemas.microsoft.com/office/drawing/2016/5/12/chartex" xmlns:cx7="http://schemas.microsoft.com/office/drawing/2016/5/13/chartex" xmlns:cx8="http://schemas.microsoft.com/office/drawing/2016/5/14/chartex" xmlns:mc="http://schemas.openxmlformats.org/markup-compatibility/2006" xmlns:aink="http://schemas.microsoft.com/office/drawing/2016/ink" xmlns:am3d="http://schemas.microsoft.com/office/drawing/2017/model3d" xmlns:o="urn:schemas-microsoft-com:office:office" xmlns:oel="http://schemas.microsoft.com/office/2019/extlst" xmlns:r="http://schemas.openxmlformats.org/officeDocument/2006/relationships" xmlns:m="http://schemas.openxmlformats.org/officeDocument/2006/math" xmlns:v="urn:schemas-microsoft-com:vml" xmlns:wp14="http://schemas.microsoft.com/office/word/2010/wordprocessingDrawing" xmlns:wp="http://schemas.openxmlformats.org/drawingml/2006/wordprocessingDrawing" xmlns:w10="urn:schemas-microsoft-com:office:word" xmlns:w="http://schemas.openxmlformats.org/wordprocessingml/2006/main" xmlns:w14="http://schemas.microsoft.com/office/word/2010/wordml" xmlns:w15="http://schemas.microsoft.com/office/word/2012/wordml" xmlns:w16cex="http://schemas.microsoft.com/office/word/2018/wordml/cex" xmlns:w16cid="http://schemas.microsoft.com/office/word/2016/wordml/cid" xmlns:w16="http://schemas.microsoft.com/office/word/2018/wordml" xmlns:w16sdtdh="http://schemas.microsoft.com/office/word/2020/wordml/sdtdatahash" xmlns:w16se="http://schemas.microsoft.com/office/word/2015/wordml/symex" xmlns:wpg="http://schemas.microsoft.com/office/word/2010/wordprocessingGroup" xmlns:wpi="http://schemas.microsoft.com/office/word/2010/wordprocessingInk" xmlns:wne="http://schemas.microsoft.com/office/word/2006/wordml" xmlns:wps="http://schemas.microsoft.com/office/word/2010/wordprocessingShape" mc:Ignorable="w14 w15 w16se w16cid w16 w16cex w16sdtdh wp14">
   <w:body>
     <w:p>
       <w:pPr>
@@ -74,6 +74,7 @@
         <w:rPr>
           <w:rStyle w:val="Strong"/>
           <w:rFonts w:asciiTheme="minorHAnsi" w:hAnsiTheme="minorHAnsi" w:cstheme="minorHAnsi"/>
+          <w:color w:val="385623" w:themeColor="accent6" w:themeShade="80"/>
         </w:rPr>
         <w:t>HCM / HPH / VUT to Europe</w:t>
       </w:r>
@@ -87,6 +88,7 @@
         <w:rPr>
           <w:rStyle w:val="Strong"/>
           <w:rFonts w:asciiTheme="minorHAnsi" w:hAnsiTheme="minorHAnsi" w:cstheme="minorHAnsi"/>
+          <w:color w:val="1F4E79" w:themeColor="accent5" w:themeShade="80"/>
         </w:rPr>
         <w:t>17 July</w:t>
       </w:r>
@@ -128,14 +130,22 @@
         <w:rPr>
           <w:rStyle w:val="Strong"/>
           <w:rFonts w:asciiTheme="minorHAnsi" w:hAnsiTheme="minorHAnsi" w:cstheme="minorHAnsi"/>
+          <w:color w:val="C45911" w:themeColor="accent2" w:themeShade="BF"/>
         </w:rPr>
         <w:t>refund policy for CIF shipments to Vietnam</w:t>
       </w:r>
       <w:r>
         <w:rPr>
           <w:rFonts w:asciiTheme="minorHAnsi" w:hAnsiTheme="minorHAnsi" w:cstheme="minorHAnsi"/>
-        </w:rPr>
-        <w:t xml:space="preserve"> below:</w:t>
+          <w:color w:val="C45911" w:themeColor="accent2" w:themeShade="BF"/>
+        </w:rPr>
+        <w:t xml:space="preserve"> </w:t>
+      </w:r>
+      <w:r>
+        <w:rPr>
+          <w:rFonts w:asciiTheme="minorHAnsi" w:hAnsiTheme="minorHAnsi" w:cstheme="minorHAnsi"/>
+        </w:rPr>
+        <w:t>below:</w:t>
       </w:r>
     </w:p>
     <w:p>
@@ -226,7 +236,7 @@
           <w:noProof/>
         </w:rPr>
         <w:drawing>
-          <wp:inline distT="0" distB="0" distL="0" distR="0" wp14:anchorId="6BDA426D" wp14:editId="3AE96FE0">
+          <wp:inline distT="0" distB="0" distL="0" distR="0" wp14:anchorId="6BDA426D" wp14:editId="24F57AC5">
             <wp:extent cx="5943600" cy="2653030"/>
             <wp:effectExtent l="0" t="0" r="0" b="0"/>
             <wp:docPr id="3" name="Picture 3"/>
@@ -368,7 +378,31 @@
                 <w:color w:val="2C0EAC"/>
               </w:rPr>
               <w:lastRenderedPageBreak/>
-              <w:t>     Thanks and Best Regards</w:t>
+              <w:t xml:space="preserve">     </w:t>
+            </w:r>
+            <w:proofErr w:type="gramStart"/>
+            <w:r>
+              <w:rPr>
+                <w:rFonts w:cstheme="minorHAnsi"/>
+                <w:b/>
+                <w:bCs/>
+                <w:i/>
+                <w:iCs/>
+                <w:color w:val="2C0EAC"/>
+              </w:rPr>
+              <w:t>Thanks</w:t>
+            </w:r>
+            <w:proofErr w:type="gramEnd"/>
+            <w:r>
+              <w:rPr>
+                <w:rFonts w:cstheme="minorHAnsi"/>
+                <w:b/>
+                <w:bCs/>
+                <w:i/>
+                <w:iCs/>
+                <w:color w:val="2C0EAC"/>
+              </w:rPr>
+              <w:t xml:space="preserve"> and Best Regards</w:t>
             </w:r>
           </w:p>
           <w:p>
@@ -470,11 +504,19 @@
               </w:rPr>
             </w:pPr>
             <w:bookmarkStart w:id="1" w:name="_Hlk202624058"/>
-            <w:r>
-              <w:rPr>
-                <w:rFonts w:cstheme="minorHAnsi"/>
-              </w:rPr>
-              <w:t>Mr Marcus Nguyen</w:t>
+            <w:proofErr w:type="spellStart"/>
+            <w:r>
+              <w:rPr>
+                <w:rFonts w:cstheme="minorHAnsi"/>
+              </w:rPr>
+              <w:t>Mr</w:t>
+            </w:r>
+            <w:proofErr w:type="spellEnd"/>
+            <w:r>
+              <w:rPr>
+                <w:rFonts w:cstheme="minorHAnsi"/>
+              </w:rPr>
+              <w:t xml:space="preserve"> Marcus Nguyen</w:t>
             </w:r>
           </w:p>
           <w:p>
@@ -506,7 +548,27 @@
                 <w:bCs/>
                 <w:color w:val="103976"/>
               </w:rPr>
-              <w:t xml:space="preserve">AN LOC THINH LOGISTICS JOINT STOCK COMPANY  – </w:t>
+              <w:t xml:space="preserve">AN LOC THINH LOGISTICS JOINT STOCK </w:t>
+            </w:r>
+            <w:proofErr w:type="gramStart"/>
+            <w:r>
+              <w:rPr>
+                <w:rFonts w:cstheme="minorHAnsi"/>
+                <w:b/>
+                <w:bCs/>
+                <w:color w:val="103976"/>
+              </w:rPr>
+              <w:t>COMPANY  –</w:t>
+            </w:r>
+            <w:proofErr w:type="gramEnd"/>
+            <w:r>
+              <w:rPr>
+                <w:rFonts w:cstheme="minorHAnsi"/>
+                <w:b/>
+                <w:bCs/>
+                <w:color w:val="103976"/>
+              </w:rPr>
+              <w:t xml:space="preserve"> </w:t>
             </w:r>
           </w:p>
           <w:p>
@@ -635,29 +697,57 @@
                 <w:b/>
                 <w:bCs/>
               </w:rPr>
-              <w:t>WhatsApp/ Zalo</w:t>
-            </w:r>
-            <w:r>
-              <w:rPr>
-                <w:rFonts w:cstheme="minorHAnsi"/>
-              </w:rPr>
-              <w:t xml:space="preserve">: (+84) 398998159   </w:t>
-            </w:r>
-            <w:bookmarkEnd w:id="1"/>
+              <w:t xml:space="preserve">WhatsApp/ </w:t>
+            </w:r>
+            <w:proofErr w:type="spellStart"/>
             <w:r>
               <w:rPr>
                 <w:rFonts w:cstheme="minorHAnsi"/>
                 <w:b/>
                 <w:bCs/>
               </w:rPr>
-              <w:t>Wechat:</w:t>
-            </w:r>
-            <w:r>
-              <w:rPr>
-                <w:rFonts w:cstheme="minorHAnsi"/>
-              </w:rPr>
-              <w:t xml:space="preserve"> marcus_nguyen_altlog</w:t>
-            </w:r>
+              <w:t>Zalo</w:t>
+            </w:r>
+            <w:proofErr w:type="spellEnd"/>
+            <w:r>
+              <w:rPr>
+                <w:rFonts w:cstheme="minorHAnsi"/>
+              </w:rPr>
+              <w:t xml:space="preserve">: (+84) 398998159   </w:t>
+            </w:r>
+            <w:bookmarkEnd w:id="1"/>
+            <w:proofErr w:type="spellStart"/>
+            <w:r>
+              <w:rPr>
+                <w:rFonts w:cstheme="minorHAnsi"/>
+                <w:b/>
+                <w:bCs/>
+              </w:rPr>
+              <w:t>Wechat</w:t>
+            </w:r>
+            <w:proofErr w:type="spellEnd"/>
+            <w:r>
+              <w:rPr>
+                <w:rFonts w:cstheme="minorHAnsi"/>
+                <w:b/>
+                <w:bCs/>
+              </w:rPr>
+              <w:t>:</w:t>
+            </w:r>
+            <w:r>
+              <w:rPr>
+                <w:rFonts w:cstheme="minorHAnsi"/>
+              </w:rPr>
+              <w:t xml:space="preserve"> </w:t>
+            </w:r>
+            <w:proofErr w:type="spellStart"/>
+            <w:r>
+              <w:rPr>
+                <w:rFonts w:cstheme="minorHAnsi"/>
+              </w:rPr>
+              <w:t>marcus_nguyen_altlog</w:t>
+            </w:r>
+            <w:proofErr w:type="spellEnd"/>
           </w:p>
           <w:p>
             <w:pPr>
@@ -782,7 +872,7 @@
 </file>
 
 <file path=word/numbering.xml><?xml version="1.0" encoding="utf-8"?>
-<w:numbering xmlns:wpc="http://schemas.microsoft.com/office/word/2010/wordprocessingCanvas" xmlns:cx="http://schemas.microsoft.com/office/drawing/2014/chartex" xmlns:cx1="http://schemas.microsoft.com/office/drawing/2015/9/8/chartex" xmlns:cx2="http://schemas.microsoft.com/office/drawing/2015/10/21/chartex" xmlns:cx3="http://schemas.microsoft.com/office/drawing/2016/5/9/chartex" xmlns:cx4="http://schemas.microsoft.com/office/drawing/2016/5/10/chartex" xmlns:cx5="http://schemas.microsoft.com/office/drawing/2016/5/11/chartex" xmlns:cx6="http://schemas.microsoft.com/office/drawing/2016/5/12/chartex" xmlns:cx7="http://schemas.microsoft.com/office/drawing/2016/5/13/chartex" xmlns:cx8="http://schemas.microsoft.com/office/drawing/2016/5/14/chartex" xmlns:mc="http://schemas.openxmlformats.org/markup-compatibility/2006" xmlns:aink="http://schemas.microsoft.com/office/drawing/2016/ink" xmlns:am3d="http://schemas.microsoft.com/office/drawing/2017/model3d" xmlns:o="urn:schemas-microsoft-com:office:office" xmlns:r="http://schemas.openxmlformats.org/officeDocument/2006/relationships" xmlns:m="http://schemas.openxmlformats.org/officeDocument/2006/math" xmlns:v="urn:schemas-microsoft-com:vml" xmlns:wp14="http://schemas.microsoft.com/office/word/2010/wordprocessingDrawing" xmlns:wp="http://schemas.openxmlformats.org/drawingml/2006/wordprocessingDrawing" xmlns:w10="urn:schemas-microsoft-com:office:word" xmlns:w="http://schemas.openxmlformats.org/wordprocessingml/2006/main" xmlns:w14="http://schemas.microsoft.com/office/word/2010/wordml" xmlns:w15="http://schemas.microsoft.com/office/word/2012/wordml" xmlns:w16cex="http://schemas.microsoft.com/office/word/2018/wordml/cex" xmlns:w16cid="http://schemas.microsoft.com/office/word/2016/wordml/cid" xmlns:w16="http://schemas.microsoft.com/office/word/2018/wordml" xmlns:w16sdtdh="http://schemas.microsoft.com/office/word/2020/wordml/sdtdatahash" xmlns:w16se="http://schemas.microsoft.com/office/word/2015/wordml/symex" xmlns:wpg="http://schemas.microsoft.com/office/word/2010/wordprocessingGroup" xmlns:wpi="http://schemas.microsoft.com/office/word/2010/wordprocessingInk" xmlns:wne="http://schemas.microsoft.com/office/word/2006/wordml" xmlns:wps="http://schemas.microsoft.com/office/word/2010/wordprocessingShape" mc:Ignorable="w14 w15 w16se w16cid w16 w16cex w16sdtdh wp14">
+<w:numbering xmlns:wpc="http://schemas.microsoft.com/office/word/2010/wordprocessingCanvas" xmlns:cx="http://schemas.microsoft.com/office/drawing/2014/chartex" xmlns:cx1="http://schemas.microsoft.com/office/drawing/2015/9/8/chartex" xmlns:cx2="http://schemas.microsoft.com/office/drawing/2015/10/21/chartex" xmlns:cx3="http://schemas.microsoft.com/office/drawing/2016/5/9/chartex" xmlns:cx4="http://schemas.microsoft.com/office/drawing/2016/5/10/chartex" xmlns:cx5="http://schemas.microsoft.com/office/drawing/2016/5/11/chartex" xmlns:cx6="http://schemas.microsoft.com/office/drawing/2016/5/12/chartex" xmlns:cx7="http://schemas.microsoft.com/office/drawing/2016/5/13/chartex" xmlns:cx8="http://schemas.microsoft.com/office/drawing/2016/5/14/chartex" xmlns:mc="http://schemas.openxmlformats.org/markup-compatibility/2006" xmlns:aink="http://schemas.microsoft.com/office/drawing/2016/ink" xmlns:am3d="http://schemas.microsoft.com/office/drawing/2017/model3d" xmlns:o="urn:schemas-microsoft-com:office:office" xmlns:oel="http://schemas.microsoft.com/office/2019/extlst" xmlns:r="http://schemas.openxmlformats.org/officeDocument/2006/relationships" xmlns:m="http://schemas.openxmlformats.org/officeDocument/2006/math" xmlns:v="urn:schemas-microsoft-com:vml" xmlns:wp14="http://schemas.microsoft.com/office/word/2010/wordprocessingDrawing" xmlns:wp="http://schemas.openxmlformats.org/drawingml/2006/wordprocessingDrawing" xmlns:w10="urn:schemas-microsoft-com:office:word" xmlns:w="http://schemas.openxmlformats.org/wordprocessingml/2006/main" xmlns:w14="http://schemas.microsoft.com/office/word/2010/wordml" xmlns:w15="http://schemas.microsoft.com/office/word/2012/wordml" xmlns:w16cex="http://schemas.microsoft.com/office/word/2018/wordml/cex" xmlns:w16cid="http://schemas.microsoft.com/office/word/2016/wordml/cid" xmlns:w16="http://schemas.microsoft.com/office/word/2018/wordml" xmlns:w16sdtdh="http://schemas.microsoft.com/office/word/2020/wordml/sdtdatahash" xmlns:w16se="http://schemas.microsoft.com/office/word/2015/wordml/symex" xmlns:wpg="http://schemas.microsoft.com/office/word/2010/wordprocessingGroup" xmlns:wpi="http://schemas.microsoft.com/office/word/2010/wordprocessingInk" xmlns:wne="http://schemas.microsoft.com/office/word/2006/wordml" xmlns:wps="http://schemas.microsoft.com/office/word/2010/wordprocessingShape" mc:Ignorable="w14 w15 w16se w16cid w16 w16cex w16sdtdh wp14">
   <w:abstractNum w:abstractNumId="0" w15:restartNumberingAfterBreak="0">
     <w:nsid w:val="68607F75"/>
     <w:multiLevelType w:val="multilevel"/>
@@ -932,7 +1022,7 @@
       </w:rPr>
     </w:lvl>
   </w:abstractNum>
-  <w:num w:numId="1">
+  <w:num w:numId="1" w16cid:durableId="768888598">
     <w:abstractNumId w:val="0"/>
   </w:num>
 </w:numbering>
